--- a/TS-Kramam/TS-5.7/TS 5.7 Malayalam Krama Paatam Corrections.docx
+++ b/TS-Kramam/TS-5.7/TS 5.7 Malayalam Krama Paatam Corrections.docx
@@ -235,7 +235,6 @@
         <w:tc>
           <w:tcPr>
             <w:tcW w:w="3877" w:type="dxa"/>
-            <w:shd w:val="clear" w:color="auto" w:fill="auto"/>
           </w:tcPr>
           <w:p>
             <w:pPr>
@@ -376,7 +375,6 @@
         <w:tc>
           <w:tcPr>
             <w:tcW w:w="4678" w:type="dxa"/>
-            <w:shd w:val="clear" w:color="auto" w:fill="auto"/>
           </w:tcPr>
           <w:p>
             <w:pPr>
@@ -449,7 +447,6 @@
         <w:tc>
           <w:tcPr>
             <w:tcW w:w="5280" w:type="dxa"/>
-            <w:shd w:val="clear" w:color="auto" w:fill="auto"/>
           </w:tcPr>
           <w:p>
             <w:pPr>
@@ -1291,6 +1288,991 @@
               </w:rPr>
               <w:t>Ò±¡—rôZzJ |</w:t>
             </w:r>
+          </w:p>
+        </w:tc>
+      </w:tr>
+      <w:tr>
+        <w:trPr>
+          <w:trHeight w:val="1381"/>
+        </w:trPr>
+        <w:tc>
+          <w:tcPr>
+            <w:tcW w:w="3877" w:type="dxa"/>
+            <w:tcBorders>
+              <w:top w:val="single" w:sz="4" w:space="0" w:color="000000"/>
+              <w:left w:val="single" w:sz="4" w:space="0" w:color="000000"/>
+              <w:bottom w:val="single" w:sz="4" w:space="0" w:color="000000"/>
+              <w:right w:val="single" w:sz="4" w:space="0" w:color="000000"/>
+            </w:tcBorders>
+          </w:tcPr>
+          <w:p>
+            <w:pPr>
+              <w:widowControl w:val="0"/>
+              <w:tabs>
+                <w:tab w:val="left" w:pos="993"/>
+              </w:tabs>
+              <w:autoSpaceDE w:val="0"/>
+              <w:autoSpaceDN w:val="0"/>
+              <w:adjustRightInd w:val="0"/>
+              <w:spacing w:before="0" w:line="240" w:lineRule="auto"/>
+              <w:ind w:right="297"/>
+              <w:rPr>
+                <w:rFonts w:cs="Arial"/>
+                <w:b/>
+                <w:sz w:val="28"/>
+                <w:szCs w:val="32"/>
+              </w:rPr>
+            </w:pPr>
+            <w:r>
+              <w:rPr>
+                <w:rFonts w:cs="Arial"/>
+                <w:b/>
+                <w:sz w:val="28"/>
+                <w:szCs w:val="32"/>
+              </w:rPr>
+              <w:t>T.S.5.7.</w:t>
+            </w:r>
+            <w:r>
+              <w:rPr>
+                <w:rFonts w:cs="Arial"/>
+                <w:b/>
+                <w:sz w:val="28"/>
+                <w:szCs w:val="32"/>
+              </w:rPr>
+              <w:t>10.3</w:t>
+            </w:r>
+            <w:r>
+              <w:rPr>
+                <w:rFonts w:cs="Arial"/>
+                <w:b/>
+                <w:sz w:val="28"/>
+                <w:szCs w:val="32"/>
+              </w:rPr>
+              <w:t xml:space="preserve"> – Kramam</w:t>
+            </w:r>
+          </w:p>
+          <w:p>
+            <w:pPr>
+              <w:widowControl w:val="0"/>
+              <w:tabs>
+                <w:tab w:val="left" w:pos="993"/>
+              </w:tabs>
+              <w:autoSpaceDE w:val="0"/>
+              <w:autoSpaceDN w:val="0"/>
+              <w:adjustRightInd w:val="0"/>
+              <w:spacing w:before="0" w:line="240" w:lineRule="auto"/>
+              <w:ind w:right="297"/>
+              <w:rPr>
+                <w:rFonts w:cs="Arial"/>
+                <w:b/>
+                <w:sz w:val="28"/>
+                <w:szCs w:val="32"/>
+                <w:lang w:val="en-IN"/>
+              </w:rPr>
+            </w:pPr>
+            <w:r>
+              <w:rPr>
+                <w:rFonts w:cs="Arial"/>
+                <w:b/>
+                <w:sz w:val="28"/>
+                <w:szCs w:val="32"/>
+                <w:lang w:val="en-IN"/>
+              </w:rPr>
+              <w:t>Krama Vaakyam No.</w:t>
+            </w:r>
+            <w:r>
+              <w:rPr>
+                <w:rFonts w:cs="Arial"/>
+                <w:b/>
+                <w:sz w:val="28"/>
+                <w:szCs w:val="32"/>
+                <w:lang w:val="en-IN"/>
+              </w:rPr>
+              <w:t>- 19</w:t>
+            </w:r>
+          </w:p>
+          <w:p>
+            <w:pPr>
+              <w:widowControl w:val="0"/>
+              <w:tabs>
+                <w:tab w:val="left" w:pos="993"/>
+              </w:tabs>
+              <w:autoSpaceDE w:val="0"/>
+              <w:autoSpaceDN w:val="0"/>
+              <w:adjustRightInd w:val="0"/>
+              <w:spacing w:before="0" w:line="240" w:lineRule="auto"/>
+              <w:ind w:right="297"/>
+              <w:rPr>
+                <w:rFonts w:cs="Arial"/>
+                <w:b/>
+                <w:sz w:val="28"/>
+                <w:szCs w:val="32"/>
+              </w:rPr>
+            </w:pPr>
+            <w:r>
+              <w:rPr>
+                <w:rFonts w:cs="Arial"/>
+                <w:b/>
+                <w:sz w:val="28"/>
+                <w:szCs w:val="32"/>
+                <w:lang w:val="it-IT"/>
+              </w:rPr>
+              <w:t>Panchaati No</w:t>
+            </w:r>
+            <w:r>
+              <w:rPr>
+                <w:rFonts w:cs="Arial"/>
+                <w:b/>
+                <w:szCs w:val="32"/>
+                <w:lang w:val="it-IT"/>
+              </w:rPr>
+              <w:t xml:space="preserve">. - </w:t>
+            </w:r>
+            <w:r>
+              <w:rPr>
+                <w:rFonts w:cs="Arial"/>
+                <w:b/>
+                <w:sz w:val="28"/>
+                <w:szCs w:val="32"/>
+                <w:lang w:val="it-IT"/>
+              </w:rPr>
+              <w:t>42</w:t>
+            </w:r>
+          </w:p>
+        </w:tc>
+        <w:tc>
+          <w:tcPr>
+            <w:tcW w:w="4678" w:type="dxa"/>
+            <w:tcBorders>
+              <w:top w:val="single" w:sz="4" w:space="0" w:color="000000"/>
+              <w:left w:val="single" w:sz="4" w:space="0" w:color="000000"/>
+              <w:bottom w:val="single" w:sz="4" w:space="0" w:color="000000"/>
+              <w:right w:val="single" w:sz="4" w:space="0" w:color="000000"/>
+            </w:tcBorders>
+          </w:tcPr>
+          <w:p>
+            <w:pPr>
+              <w:widowControl w:val="0"/>
+              <w:autoSpaceDE w:val="0"/>
+              <w:autoSpaceDN w:val="0"/>
+              <w:adjustRightInd w:val="0"/>
+              <w:spacing w:before="0" w:line="240" w:lineRule="auto"/>
+              <w:rPr>
+                <w:rFonts w:ascii="BRH Malayalam Extra" w:eastAsia="Times New Roman" w:hAnsi="BRH Malayalam Extra" w:cs="BRH Malayalam Extra"/>
+                <w:color w:val="000000"/>
+                <w:sz w:val="40"/>
+                <w:szCs w:val="40"/>
+                <w:lang w:val="en-IN" w:eastAsia="en-IN" w:bidi="ml-IN"/>
+              </w:rPr>
+            </w:pPr>
+            <w:r>
+              <w:rPr>
+                <w:rFonts w:ascii="BRH Malayalam Extra" w:eastAsia="Times New Roman" w:hAnsi="BRH Malayalam Extra" w:cs="BRH Malayalam Extra"/>
+                <w:color w:val="000000"/>
+                <w:sz w:val="40"/>
+                <w:szCs w:val="40"/>
+                <w:lang w:val="en-IN" w:eastAsia="en-IN" w:bidi="ml-IN"/>
+              </w:rPr>
+              <w:t>A</w:t>
+            </w:r>
+            <w:r>
+              <w:rPr>
+                <w:rFonts w:ascii="BRH Malayalam Extra" w:eastAsia="Times New Roman" w:hAnsi="BRH Malayalam Extra" w:cs="BRH Malayalam Extra"/>
+                <w:color w:val="000000"/>
+                <w:sz w:val="32"/>
+                <w:szCs w:val="40"/>
+                <w:lang w:val="en-IN" w:eastAsia="en-IN" w:bidi="ml-IN"/>
+              </w:rPr>
+              <w:t>–</w:t>
+            </w:r>
+            <w:r>
+              <w:rPr>
+                <w:rFonts w:ascii="BRH Malayalam Extra" w:eastAsia="Times New Roman" w:hAnsi="BRH Malayalam Extra" w:cs="BRH Malayalam Extra"/>
+                <w:color w:val="000000"/>
+                <w:sz w:val="40"/>
+                <w:szCs w:val="40"/>
+                <w:lang w:val="en-IN" w:eastAsia="en-IN" w:bidi="ml-IN"/>
+              </w:rPr>
+              <w:t>sõx</w:t>
+            </w:r>
+            <w:r>
+              <w:rPr>
+                <w:rFonts w:ascii="BRH Malayalam Extra" w:eastAsia="Times New Roman" w:hAnsi="BRH Malayalam Extra" w:cs="BRH Malayalam Extra"/>
+                <w:color w:val="000000"/>
+                <w:sz w:val="40"/>
+                <w:szCs w:val="40"/>
+                <w:highlight w:val="yellow"/>
+                <w:lang w:val="en-IN" w:eastAsia="en-IN" w:bidi="ml-IN"/>
+              </w:rPr>
+              <w:t>d</w:t>
+            </w:r>
+            <w:r>
+              <w:rPr>
+                <w:rFonts w:ascii="BRH Malayalam Extra" w:eastAsia="Times New Roman" w:hAnsi="BRH Malayalam Extra" w:cs="BRH Malayalam Extra"/>
+                <w:color w:val="000000"/>
+                <w:sz w:val="40"/>
+                <w:szCs w:val="40"/>
+                <w:lang w:val="en-IN" w:eastAsia="en-IN" w:bidi="ml-IN"/>
+              </w:rPr>
+              <w:t xml:space="preserve">˜I | </w:t>
+            </w:r>
+          </w:p>
+          <w:p>
+            <w:pPr>
+              <w:widowControl w:val="0"/>
+              <w:autoSpaceDE w:val="0"/>
+              <w:autoSpaceDN w:val="0"/>
+              <w:adjustRightInd w:val="0"/>
+              <w:spacing w:before="0" w:line="240" w:lineRule="auto"/>
+              <w:rPr>
+                <w:rFonts w:ascii="BRH Devanagari Extra" w:hAnsi="BRH Devanagari Extra" w:cs="BRH Devanagari Extra"/>
+                <w:color w:val="000000"/>
+                <w:sz w:val="40"/>
+                <w:szCs w:val="40"/>
+                <w:highlight w:val="yellow"/>
+                <w:lang w:bidi="ml-IN"/>
+              </w:rPr>
+            </w:pPr>
+            <w:r>
+              <w:rPr>
+                <w:rFonts w:ascii="BRH Malayalam Extra" w:eastAsia="Times New Roman" w:hAnsi="BRH Malayalam Extra" w:cs="BRH Malayalam Extra"/>
+                <w:color w:val="000000"/>
+                <w:sz w:val="40"/>
+                <w:szCs w:val="40"/>
+                <w:lang w:val="en-IN" w:eastAsia="en-IN" w:bidi="ml-IN"/>
+              </w:rPr>
+              <w:t>AË</w:t>
+            </w:r>
+            <w:r>
+              <w:rPr>
+                <w:rFonts w:ascii="BRH Devanagari Extra" w:eastAsia="Times New Roman" w:hAnsi="BRH Devanagari Extra" w:cs="BRH Malayalam Extra"/>
+                <w:color w:val="000000"/>
+                <w:sz w:val="36"/>
+                <w:szCs w:val="40"/>
+                <w:lang w:val="en-IN" w:eastAsia="en-IN" w:bidi="ml-IN"/>
+              </w:rPr>
+              <w:t>ò</w:t>
+            </w:r>
+            <w:r>
+              <w:rPr>
+                <w:rFonts w:ascii="BRH Malayalam Extra" w:eastAsia="Times New Roman" w:hAnsi="BRH Malayalam Extra" w:cs="BRH Malayalam Extra"/>
+                <w:color w:val="000000"/>
+                <w:sz w:val="40"/>
+                <w:szCs w:val="40"/>
+                <w:lang w:val="en-IN" w:eastAsia="en-IN" w:bidi="ml-IN"/>
+              </w:rPr>
+              <w:t>˜ sõxZ§ |</w:t>
+            </w:r>
+          </w:p>
+        </w:tc>
+        <w:tc>
+          <w:tcPr>
+            <w:tcW w:w="5280" w:type="dxa"/>
+            <w:tcBorders>
+              <w:top w:val="single" w:sz="4" w:space="0" w:color="000000"/>
+              <w:left w:val="single" w:sz="4" w:space="0" w:color="000000"/>
+              <w:bottom w:val="single" w:sz="4" w:space="0" w:color="000000"/>
+              <w:right w:val="single" w:sz="4" w:space="0" w:color="000000"/>
+            </w:tcBorders>
+          </w:tcPr>
+          <w:p>
+            <w:pPr>
+              <w:widowControl w:val="0"/>
+              <w:autoSpaceDE w:val="0"/>
+              <w:autoSpaceDN w:val="0"/>
+              <w:adjustRightInd w:val="0"/>
+              <w:spacing w:before="0" w:line="240" w:lineRule="auto"/>
+              <w:rPr>
+                <w:rFonts w:ascii="BRH Malayalam Extra" w:eastAsia="Times New Roman" w:hAnsi="BRH Malayalam Extra" w:cs="BRH Malayalam Extra"/>
+                <w:color w:val="000000"/>
+                <w:sz w:val="40"/>
+                <w:szCs w:val="40"/>
+                <w:lang w:val="en-IN" w:eastAsia="en-IN" w:bidi="ml-IN"/>
+              </w:rPr>
+            </w:pPr>
+            <w:r>
+              <w:rPr>
+                <w:rFonts w:ascii="BRH Malayalam Extra" w:eastAsia="Times New Roman" w:hAnsi="BRH Malayalam Extra" w:cs="BRH Malayalam Extra"/>
+                <w:color w:val="000000"/>
+                <w:sz w:val="40"/>
+                <w:szCs w:val="40"/>
+                <w:lang w:val="en-IN" w:eastAsia="en-IN" w:bidi="ml-IN"/>
+              </w:rPr>
+              <w:t>A</w:t>
+            </w:r>
+            <w:r>
+              <w:rPr>
+                <w:rFonts w:ascii="BRH Malayalam Extra" w:eastAsia="Times New Roman" w:hAnsi="BRH Malayalam Extra" w:cs="BRH Malayalam Extra"/>
+                <w:color w:val="000000"/>
+                <w:sz w:val="32"/>
+                <w:szCs w:val="40"/>
+                <w:lang w:val="en-IN" w:eastAsia="en-IN" w:bidi="ml-IN"/>
+              </w:rPr>
+              <w:t>–</w:t>
+            </w:r>
+            <w:r>
+              <w:rPr>
+                <w:rFonts w:ascii="BRH Malayalam Extra" w:eastAsia="Times New Roman" w:hAnsi="BRH Malayalam Extra" w:cs="BRH Malayalam Extra"/>
+                <w:color w:val="000000"/>
+                <w:sz w:val="40"/>
+                <w:szCs w:val="40"/>
+                <w:lang w:val="en-IN" w:eastAsia="en-IN" w:bidi="ml-IN"/>
+              </w:rPr>
+              <w:t>sõx</w:t>
+            </w:r>
+            <w:r>
+              <w:rPr>
+                <w:rFonts w:ascii="BRH Malayalam Extra" w:eastAsia="Times New Roman" w:hAnsi="BRH Malayalam Extra" w:cs="BRH Malayalam Extra"/>
+                <w:color w:val="000000"/>
+                <w:sz w:val="40"/>
+                <w:szCs w:val="40"/>
+                <w:highlight w:val="green"/>
+                <w:lang w:val="en-IN" w:eastAsia="en-IN" w:bidi="ml-IN"/>
+              </w:rPr>
+              <w:t>Ë</w:t>
+            </w:r>
+            <w:r>
+              <w:rPr>
+                <w:rFonts w:ascii="BRH Malayalam Extra" w:eastAsia="Times New Roman" w:hAnsi="BRH Malayalam Extra" w:cs="BRH Malayalam Extra"/>
+                <w:color w:val="000000"/>
+                <w:sz w:val="40"/>
+                <w:szCs w:val="40"/>
+                <w:lang w:val="en-IN" w:eastAsia="en-IN" w:bidi="ml-IN"/>
+              </w:rPr>
+              <w:t xml:space="preserve">˜I | </w:t>
+            </w:r>
+          </w:p>
+          <w:p>
+            <w:pPr>
+              <w:widowControl w:val="0"/>
+              <w:autoSpaceDE w:val="0"/>
+              <w:autoSpaceDN w:val="0"/>
+              <w:adjustRightInd w:val="0"/>
+              <w:spacing w:before="0" w:line="240" w:lineRule="auto"/>
+              <w:rPr>
+                <w:rFonts w:ascii="BRH Devanagari Extra" w:hAnsi="BRH Devanagari Extra" w:cs="BRH Devanagari Extra"/>
+                <w:color w:val="000000"/>
+                <w:sz w:val="40"/>
+                <w:szCs w:val="40"/>
+                <w:highlight w:val="green"/>
+                <w:lang w:bidi="ml-IN"/>
+              </w:rPr>
+            </w:pPr>
+            <w:r>
+              <w:rPr>
+                <w:rFonts w:ascii="BRH Malayalam Extra" w:eastAsia="Times New Roman" w:hAnsi="BRH Malayalam Extra" w:cs="BRH Malayalam Extra"/>
+                <w:color w:val="000000"/>
+                <w:sz w:val="40"/>
+                <w:szCs w:val="40"/>
+                <w:lang w:val="en-IN" w:eastAsia="en-IN" w:bidi="ml-IN"/>
+              </w:rPr>
+              <w:t>AË</w:t>
+            </w:r>
+            <w:r>
+              <w:rPr>
+                <w:rFonts w:ascii="BRH Devanagari Extra" w:eastAsia="Times New Roman" w:hAnsi="BRH Devanagari Extra" w:cs="BRH Malayalam Extra"/>
+                <w:color w:val="000000"/>
+                <w:sz w:val="36"/>
+                <w:szCs w:val="40"/>
+                <w:lang w:val="en-IN" w:eastAsia="en-IN" w:bidi="ml-IN"/>
+              </w:rPr>
+              <w:t>ò</w:t>
+            </w:r>
+            <w:r>
+              <w:rPr>
+                <w:rFonts w:ascii="BRH Malayalam Extra" w:eastAsia="Times New Roman" w:hAnsi="BRH Malayalam Extra" w:cs="BRH Malayalam Extra"/>
+                <w:color w:val="000000"/>
+                <w:sz w:val="40"/>
+                <w:szCs w:val="40"/>
+                <w:lang w:val="en-IN" w:eastAsia="en-IN" w:bidi="ml-IN"/>
+              </w:rPr>
+              <w:t xml:space="preserve">˜ sõxZ§ | </w:t>
+            </w:r>
+          </w:p>
+        </w:tc>
+      </w:tr>
+      <w:tr>
+        <w:trPr>
+          <w:trHeight w:val="1688"/>
+        </w:trPr>
+        <w:tc>
+          <w:tcPr>
+            <w:tcW w:w="3877" w:type="dxa"/>
+            <w:tcBorders>
+              <w:top w:val="single" w:sz="4" w:space="0" w:color="000000"/>
+              <w:left w:val="single" w:sz="4" w:space="0" w:color="000000"/>
+              <w:bottom w:val="single" w:sz="4" w:space="0" w:color="000000"/>
+              <w:right w:val="single" w:sz="4" w:space="0" w:color="000000"/>
+            </w:tcBorders>
+          </w:tcPr>
+          <w:p>
+            <w:pPr>
+              <w:widowControl w:val="0"/>
+              <w:tabs>
+                <w:tab w:val="left" w:pos="993"/>
+              </w:tabs>
+              <w:autoSpaceDE w:val="0"/>
+              <w:autoSpaceDN w:val="0"/>
+              <w:adjustRightInd w:val="0"/>
+              <w:spacing w:before="0" w:line="240" w:lineRule="auto"/>
+              <w:ind w:right="297"/>
+              <w:rPr>
+                <w:rFonts w:cs="Arial"/>
+                <w:b/>
+                <w:sz w:val="28"/>
+                <w:szCs w:val="32"/>
+              </w:rPr>
+            </w:pPr>
+            <w:r>
+              <w:rPr>
+                <w:rFonts w:cs="Arial"/>
+                <w:b/>
+                <w:sz w:val="28"/>
+                <w:szCs w:val="32"/>
+              </w:rPr>
+              <w:t>T.S.5.7.</w:t>
+            </w:r>
+            <w:r>
+              <w:rPr>
+                <w:rFonts w:cs="Arial"/>
+                <w:b/>
+                <w:sz w:val="28"/>
+                <w:szCs w:val="32"/>
+              </w:rPr>
+              <w:t>11.1</w:t>
+            </w:r>
+            <w:r>
+              <w:rPr>
+                <w:rFonts w:cs="Arial"/>
+                <w:b/>
+                <w:sz w:val="28"/>
+                <w:szCs w:val="32"/>
+              </w:rPr>
+              <w:t xml:space="preserve"> – Kramam</w:t>
+            </w:r>
+          </w:p>
+          <w:p>
+            <w:pPr>
+              <w:widowControl w:val="0"/>
+              <w:tabs>
+                <w:tab w:val="left" w:pos="993"/>
+              </w:tabs>
+              <w:autoSpaceDE w:val="0"/>
+              <w:autoSpaceDN w:val="0"/>
+              <w:adjustRightInd w:val="0"/>
+              <w:spacing w:before="0" w:line="240" w:lineRule="auto"/>
+              <w:ind w:right="297"/>
+              <w:rPr>
+                <w:rFonts w:cs="Arial"/>
+                <w:b/>
+                <w:sz w:val="28"/>
+                <w:szCs w:val="32"/>
+                <w:lang w:val="en-IN"/>
+              </w:rPr>
+            </w:pPr>
+            <w:r>
+              <w:rPr>
+                <w:rFonts w:cs="Arial"/>
+                <w:b/>
+                <w:sz w:val="28"/>
+                <w:szCs w:val="32"/>
+                <w:lang w:val="en-IN"/>
+              </w:rPr>
+              <w:t>Krama Vaakyam No.- 25</w:t>
+            </w:r>
+          </w:p>
+          <w:p>
+            <w:pPr>
+              <w:widowControl w:val="0"/>
+              <w:tabs>
+                <w:tab w:val="left" w:pos="993"/>
+              </w:tabs>
+              <w:autoSpaceDE w:val="0"/>
+              <w:autoSpaceDN w:val="0"/>
+              <w:adjustRightInd w:val="0"/>
+              <w:spacing w:before="0" w:line="240" w:lineRule="auto"/>
+              <w:ind w:right="297"/>
+              <w:rPr>
+                <w:rFonts w:cs="Arial"/>
+                <w:b/>
+                <w:sz w:val="28"/>
+                <w:szCs w:val="32"/>
+                <w:lang w:val="it-IT"/>
+              </w:rPr>
+            </w:pPr>
+            <w:r>
+              <w:rPr>
+                <w:rFonts w:cs="Arial"/>
+                <w:b/>
+                <w:sz w:val="28"/>
+                <w:szCs w:val="32"/>
+                <w:lang w:val="it-IT"/>
+              </w:rPr>
+              <w:t>Panchaati No</w:t>
+            </w:r>
+            <w:r>
+              <w:rPr>
+                <w:rFonts w:cs="Arial"/>
+                <w:b/>
+                <w:szCs w:val="32"/>
+                <w:lang w:val="it-IT"/>
+              </w:rPr>
+              <w:t xml:space="preserve">. - </w:t>
+            </w:r>
+            <w:r>
+              <w:rPr>
+                <w:rFonts w:cs="Arial"/>
+                <w:b/>
+                <w:sz w:val="28"/>
+                <w:szCs w:val="32"/>
+                <w:lang w:val="it-IT"/>
+              </w:rPr>
+              <w:t>43</w:t>
+            </w:r>
+          </w:p>
+        </w:tc>
+        <w:tc>
+          <w:tcPr>
+            <w:tcW w:w="4678" w:type="dxa"/>
+            <w:tcBorders>
+              <w:top w:val="single" w:sz="4" w:space="0" w:color="000000"/>
+              <w:left w:val="single" w:sz="4" w:space="0" w:color="000000"/>
+              <w:bottom w:val="single" w:sz="4" w:space="0" w:color="000000"/>
+              <w:right w:val="single" w:sz="4" w:space="0" w:color="000000"/>
+            </w:tcBorders>
+          </w:tcPr>
+          <w:p>
+            <w:pPr>
+              <w:widowControl w:val="0"/>
+              <w:autoSpaceDE w:val="0"/>
+              <w:autoSpaceDN w:val="0"/>
+              <w:adjustRightInd w:val="0"/>
+              <w:spacing w:before="0" w:line="240" w:lineRule="auto"/>
+              <w:rPr>
+                <w:rFonts w:ascii="BRH Malayalam Extra" w:eastAsia="Times New Roman" w:hAnsi="BRH Malayalam Extra" w:cs="BRH Malayalam Extra"/>
+                <w:color w:val="000000"/>
+                <w:sz w:val="40"/>
+                <w:szCs w:val="40"/>
+                <w:lang w:val="it-IT" w:eastAsia="en-IN" w:bidi="ml-IN"/>
+              </w:rPr>
+            </w:pPr>
+            <w:r>
+              <w:rPr>
+                <w:rFonts w:ascii="BRH Malayalam Extra" w:eastAsia="Times New Roman" w:hAnsi="BRH Malayalam Extra" w:cs="BRH Malayalam Extra"/>
+                <w:color w:val="000000"/>
+                <w:sz w:val="40"/>
+                <w:szCs w:val="40"/>
+                <w:lang w:val="it-IT" w:eastAsia="en-IN" w:bidi="ml-IN"/>
+              </w:rPr>
+              <w:t>sk—sûZzI Rytûx</w:t>
+            </w:r>
+            <w:r>
+              <w:rPr>
+                <w:rFonts w:ascii="BRH Malayalam Extra" w:eastAsia="Times New Roman" w:hAnsi="BRH Malayalam Extra" w:cs="BRH Malayalam Extra"/>
+                <w:color w:val="000000"/>
+                <w:sz w:val="32"/>
+                <w:szCs w:val="40"/>
+                <w:lang w:val="it-IT" w:eastAsia="en-IN" w:bidi="ml-IN"/>
+              </w:rPr>
+              <w:t>–</w:t>
+            </w:r>
+            <w:r>
+              <w:rPr>
+                <w:rFonts w:ascii="BRH Malayalam Extra" w:eastAsia="Times New Roman" w:hAnsi="BRH Malayalam Extra" w:cs="BRH Malayalam Extra"/>
+                <w:color w:val="000000"/>
+                <w:sz w:val="40"/>
+                <w:szCs w:val="40"/>
+                <w:lang w:val="it-IT" w:eastAsia="en-IN" w:bidi="ml-IN"/>
+              </w:rPr>
+              <w:t xml:space="preserve">¥öMY— | </w:t>
+            </w:r>
+          </w:p>
+          <w:p>
+            <w:pPr>
+              <w:widowControl w:val="0"/>
+              <w:autoSpaceDE w:val="0"/>
+              <w:autoSpaceDN w:val="0"/>
+              <w:adjustRightInd w:val="0"/>
+              <w:spacing w:before="0" w:line="240" w:lineRule="auto"/>
+              <w:rPr>
+                <w:rFonts w:ascii="BRH Malayalam Extra" w:eastAsia="Times New Roman" w:hAnsi="BRH Malayalam Extra" w:cs="BRH Malayalam Extra"/>
+                <w:color w:val="000000"/>
+                <w:sz w:val="40"/>
+                <w:szCs w:val="40"/>
+                <w:lang w:val="it-IT" w:eastAsia="en-IN" w:bidi="ml-IN"/>
+              </w:rPr>
+            </w:pPr>
+            <w:r>
+              <w:rPr>
+                <w:rFonts w:ascii="BRH Malayalam Extra" w:eastAsia="Times New Roman" w:hAnsi="BRH Malayalam Extra" w:cs="BRH Malayalam Extra"/>
+                <w:color w:val="000000"/>
+                <w:sz w:val="40"/>
+                <w:szCs w:val="40"/>
+                <w:lang w:val="it-IT" w:eastAsia="en-IN" w:bidi="ml-IN"/>
+              </w:rPr>
+              <w:t>Ry</w:t>
+            </w:r>
+            <w:r>
+              <w:rPr>
+                <w:rFonts w:ascii="BRH Malayalam Extra" w:eastAsia="Times New Roman" w:hAnsi="BRH Malayalam Extra" w:cs="BRH Malayalam Extra"/>
+                <w:color w:val="000000"/>
+                <w:sz w:val="32"/>
+                <w:szCs w:val="40"/>
+                <w:lang w:val="it-IT" w:eastAsia="en-IN" w:bidi="ml-IN"/>
+              </w:rPr>
+              <w:t>–</w:t>
+            </w:r>
+            <w:r>
+              <w:rPr>
+                <w:rFonts w:ascii="BRH Malayalam Extra" w:eastAsia="Times New Roman" w:hAnsi="BRH Malayalam Extra" w:cs="BRH Malayalam Extra"/>
+                <w:color w:val="000000"/>
+                <w:sz w:val="40"/>
+                <w:szCs w:val="40"/>
+                <w:lang w:val="it-IT" w:eastAsia="en-IN" w:bidi="ml-IN"/>
+              </w:rPr>
+              <w:t>tûx</w:t>
+            </w:r>
+            <w:r>
+              <w:rPr>
+                <w:rFonts w:ascii="BRH Malayalam Extra" w:eastAsia="Times New Roman" w:hAnsi="BRH Malayalam Extra" w:cs="BRH Malayalam Extra"/>
+                <w:color w:val="000000"/>
+                <w:sz w:val="32"/>
+                <w:szCs w:val="40"/>
+                <w:highlight w:val="yellow"/>
+                <w:lang w:val="it-IT" w:eastAsia="en-IN" w:bidi="ml-IN"/>
+              </w:rPr>
+              <w:t>–</w:t>
+            </w:r>
+            <w:r>
+              <w:rPr>
+                <w:rFonts w:ascii="BRH Malayalam Extra" w:eastAsia="Times New Roman" w:hAnsi="BRH Malayalam Extra" w:cs="BRH Malayalam Extra"/>
+                <w:color w:val="000000"/>
+                <w:sz w:val="40"/>
+                <w:szCs w:val="40"/>
+                <w:highlight w:val="yellow"/>
+                <w:lang w:val="it-IT" w:eastAsia="en-IN" w:bidi="ml-IN"/>
+              </w:rPr>
+              <w:t>öMx</w:t>
+            </w:r>
+            <w:r>
+              <w:rPr>
+                <w:rFonts w:ascii="BRH Malayalam Extra" w:eastAsia="Times New Roman" w:hAnsi="BRH Malayalam Extra" w:cs="BRH Malayalam Extra"/>
+                <w:color w:val="000000"/>
+                <w:sz w:val="40"/>
+                <w:szCs w:val="40"/>
+                <w:lang w:val="it-IT" w:eastAsia="en-IN" w:bidi="ml-IN"/>
+              </w:rPr>
+              <w:t xml:space="preserve">¥YZy— </w:t>
+            </w:r>
+          </w:p>
+          <w:p>
+            <w:pPr>
+              <w:widowControl w:val="0"/>
+              <w:autoSpaceDE w:val="0"/>
+              <w:autoSpaceDN w:val="0"/>
+              <w:adjustRightInd w:val="0"/>
+              <w:spacing w:before="0" w:line="240" w:lineRule="auto"/>
+              <w:rPr>
+                <w:rFonts w:ascii="BRH Devanagari Extra" w:hAnsi="BRH Devanagari Extra" w:cs="BRH Devanagari Extra"/>
+                <w:color w:val="000000"/>
+                <w:sz w:val="40"/>
+                <w:szCs w:val="40"/>
+                <w:lang w:val="it-IT" w:bidi="ml-IN"/>
+              </w:rPr>
+            </w:pPr>
+            <w:r>
+              <w:rPr>
+                <w:rFonts w:ascii="BRH Malayalam Extra" w:eastAsia="Times New Roman" w:hAnsi="BRH Malayalam Extra" w:cs="BRH Malayalam Extra"/>
+                <w:color w:val="000000"/>
+                <w:sz w:val="40"/>
+                <w:szCs w:val="40"/>
+                <w:lang w:val="it-IT" w:eastAsia="en-IN" w:bidi="ml-IN"/>
+              </w:rPr>
+              <w:t>Rytûx - A</w:t>
+            </w:r>
+            <w:r>
+              <w:rPr>
+                <w:rFonts w:ascii="BRH Malayalam Extra" w:eastAsia="Times New Roman" w:hAnsi="BRH Malayalam Extra" w:cs="BRH Malayalam Extra"/>
+                <w:color w:val="000000"/>
+                <w:sz w:val="32"/>
+                <w:szCs w:val="40"/>
+                <w:lang w:val="it-IT" w:eastAsia="en-IN" w:bidi="ml-IN"/>
+              </w:rPr>
+              <w:t>–</w:t>
+            </w:r>
+            <w:r>
+              <w:rPr>
+                <w:rFonts w:ascii="BRH Malayalam Extra" w:eastAsia="Times New Roman" w:hAnsi="BRH Malayalam Extra" w:cs="BRH Malayalam Extra"/>
+                <w:color w:val="000000"/>
+                <w:sz w:val="40"/>
+                <w:szCs w:val="40"/>
+                <w:lang w:val="it-IT" w:eastAsia="en-IN" w:bidi="ml-IN"/>
+              </w:rPr>
+              <w:t>¥öMY— ||</w:t>
+            </w:r>
+          </w:p>
+        </w:tc>
+        <w:tc>
+          <w:tcPr>
+            <w:tcW w:w="5280" w:type="dxa"/>
+            <w:tcBorders>
+              <w:top w:val="single" w:sz="4" w:space="0" w:color="000000"/>
+              <w:left w:val="single" w:sz="4" w:space="0" w:color="000000"/>
+              <w:bottom w:val="single" w:sz="4" w:space="0" w:color="000000"/>
+              <w:right w:val="single" w:sz="4" w:space="0" w:color="000000"/>
+            </w:tcBorders>
+          </w:tcPr>
+          <w:p>
+            <w:pPr>
+              <w:widowControl w:val="0"/>
+              <w:autoSpaceDE w:val="0"/>
+              <w:autoSpaceDN w:val="0"/>
+              <w:adjustRightInd w:val="0"/>
+              <w:spacing w:before="0" w:line="240" w:lineRule="auto"/>
+              <w:rPr>
+                <w:rFonts w:ascii="BRH Malayalam Extra" w:eastAsia="Times New Roman" w:hAnsi="BRH Malayalam Extra" w:cs="BRH Malayalam Extra"/>
+                <w:color w:val="000000"/>
+                <w:sz w:val="40"/>
+                <w:szCs w:val="40"/>
+                <w:lang w:val="it-IT" w:eastAsia="en-IN" w:bidi="ml-IN"/>
+              </w:rPr>
+            </w:pPr>
+            <w:r>
+              <w:rPr>
+                <w:rFonts w:ascii="BRH Malayalam Extra" w:eastAsia="Times New Roman" w:hAnsi="BRH Malayalam Extra" w:cs="BRH Malayalam Extra"/>
+                <w:color w:val="000000"/>
+                <w:sz w:val="40"/>
+                <w:szCs w:val="40"/>
+                <w:lang w:val="it-IT" w:eastAsia="en-IN" w:bidi="ml-IN"/>
+              </w:rPr>
+              <w:t>sk—sûZzI Rytûx</w:t>
+            </w:r>
+            <w:r>
+              <w:rPr>
+                <w:rFonts w:ascii="BRH Malayalam Extra" w:eastAsia="Times New Roman" w:hAnsi="BRH Malayalam Extra" w:cs="BRH Malayalam Extra"/>
+                <w:color w:val="000000"/>
+                <w:sz w:val="32"/>
+                <w:szCs w:val="40"/>
+                <w:lang w:val="it-IT" w:eastAsia="en-IN" w:bidi="ml-IN"/>
+              </w:rPr>
+              <w:t>–</w:t>
+            </w:r>
+            <w:r>
+              <w:rPr>
+                <w:rFonts w:ascii="BRH Malayalam Extra" w:eastAsia="Times New Roman" w:hAnsi="BRH Malayalam Extra" w:cs="BRH Malayalam Extra"/>
+                <w:color w:val="000000"/>
+                <w:sz w:val="40"/>
+                <w:szCs w:val="40"/>
+                <w:lang w:val="it-IT" w:eastAsia="en-IN" w:bidi="ml-IN"/>
+              </w:rPr>
+              <w:t xml:space="preserve">¥öMY— | </w:t>
+            </w:r>
+          </w:p>
+          <w:p>
+            <w:pPr>
+              <w:spacing w:before="0" w:line="240" w:lineRule="auto"/>
+              <w:ind w:right="-106"/>
+              <w:rPr>
+                <w:rFonts w:ascii="BRH Malayalam Extra" w:eastAsia="Times New Roman" w:hAnsi="BRH Malayalam Extra" w:cs="BRH Malayalam Extra"/>
+                <w:color w:val="000000"/>
+                <w:sz w:val="40"/>
+                <w:szCs w:val="40"/>
+                <w:lang w:val="it-IT" w:eastAsia="en-IN" w:bidi="ml-IN"/>
+              </w:rPr>
+            </w:pPr>
+            <w:r>
+              <w:rPr>
+                <w:rFonts w:ascii="BRH Malayalam Extra" w:eastAsia="Times New Roman" w:hAnsi="BRH Malayalam Extra" w:cs="BRH Malayalam Extra"/>
+                <w:color w:val="000000"/>
+                <w:sz w:val="40"/>
+                <w:szCs w:val="40"/>
+                <w:lang w:val="it-IT" w:eastAsia="en-IN" w:bidi="ml-IN"/>
+              </w:rPr>
+              <w:t>Ry</w:t>
+            </w:r>
+            <w:r>
+              <w:rPr>
+                <w:rFonts w:ascii="BRH Malayalam Extra" w:eastAsia="Times New Roman" w:hAnsi="BRH Malayalam Extra" w:cs="BRH Malayalam Extra"/>
+                <w:color w:val="000000"/>
+                <w:sz w:val="32"/>
+                <w:szCs w:val="40"/>
+                <w:lang w:val="it-IT" w:eastAsia="en-IN" w:bidi="ml-IN"/>
+              </w:rPr>
+              <w:t>–</w:t>
+            </w:r>
+            <w:r>
+              <w:rPr>
+                <w:rFonts w:ascii="BRH Malayalam Extra" w:eastAsia="Times New Roman" w:hAnsi="BRH Malayalam Extra" w:cs="BRH Malayalam Extra"/>
+                <w:color w:val="000000"/>
+                <w:sz w:val="40"/>
+                <w:szCs w:val="40"/>
+                <w:lang w:val="it-IT" w:eastAsia="en-IN" w:bidi="ml-IN"/>
+              </w:rPr>
+              <w:t>tûx</w:t>
+            </w:r>
+            <w:r>
+              <w:rPr>
+                <w:rFonts w:ascii="BRH Malayalam Extra" w:eastAsia="Times New Roman" w:hAnsi="BRH Malayalam Extra" w:cs="BRH Malayalam Extra"/>
+                <w:color w:val="000000"/>
+                <w:sz w:val="32"/>
+                <w:szCs w:val="40"/>
+                <w:lang w:val="it-IT" w:eastAsia="en-IN" w:bidi="ml-IN"/>
+              </w:rPr>
+              <w:t>––</w:t>
+            </w:r>
+            <w:r>
+              <w:rPr>
+                <w:rFonts w:ascii="BRH Malayalam Extra" w:eastAsia="Times New Roman" w:hAnsi="BRH Malayalam Extra" w:cs="BRH Malayalam Extra"/>
+                <w:color w:val="000000"/>
+                <w:sz w:val="40"/>
+                <w:szCs w:val="40"/>
+                <w:highlight w:val="green"/>
+                <w:lang w:val="it-IT" w:eastAsia="en-IN" w:bidi="ml-IN"/>
+              </w:rPr>
+              <w:t>¥</w:t>
+            </w:r>
+            <w:r>
+              <w:rPr>
+                <w:rFonts w:ascii="BRH Malayalam Extra" w:eastAsia="Times New Roman" w:hAnsi="BRH Malayalam Extra" w:cs="BRH Malayalam Extra"/>
+                <w:color w:val="000000"/>
+                <w:sz w:val="40"/>
+                <w:szCs w:val="40"/>
+                <w:lang w:val="it-IT" w:eastAsia="en-IN" w:bidi="ml-IN"/>
+              </w:rPr>
+              <w:t xml:space="preserve">öM¥YZy— </w:t>
+            </w:r>
+          </w:p>
+          <w:p>
+            <w:pPr>
+              <w:spacing w:before="0" w:line="240" w:lineRule="auto"/>
+              <w:ind w:right="-106"/>
+              <w:rPr>
+                <w:rFonts w:ascii="BRH Devanagari Extra" w:hAnsi="BRH Devanagari Extra" w:cs="BRH Devanagari Extra"/>
+                <w:color w:val="000000"/>
+                <w:sz w:val="40"/>
+                <w:szCs w:val="40"/>
+                <w:lang w:val="it-IT" w:bidi="ml-IN"/>
+              </w:rPr>
+            </w:pPr>
+            <w:r>
+              <w:rPr>
+                <w:rFonts w:ascii="BRH Malayalam Extra" w:eastAsia="Times New Roman" w:hAnsi="BRH Malayalam Extra" w:cs="BRH Malayalam Extra"/>
+                <w:color w:val="000000"/>
+                <w:sz w:val="40"/>
+                <w:szCs w:val="40"/>
+                <w:lang w:val="it-IT" w:eastAsia="en-IN" w:bidi="ml-IN"/>
+              </w:rPr>
+              <w:t>Rytûx - A</w:t>
+            </w:r>
+            <w:r>
+              <w:rPr>
+                <w:rFonts w:ascii="BRH Malayalam Extra" w:eastAsia="Times New Roman" w:hAnsi="BRH Malayalam Extra" w:cs="BRH Malayalam Extra"/>
+                <w:color w:val="000000"/>
+                <w:sz w:val="32"/>
+                <w:szCs w:val="40"/>
+                <w:lang w:val="it-IT" w:eastAsia="en-IN" w:bidi="ml-IN"/>
+              </w:rPr>
+              <w:t>–</w:t>
+            </w:r>
+            <w:r>
+              <w:rPr>
+                <w:rFonts w:ascii="BRH Malayalam Extra" w:eastAsia="Times New Roman" w:hAnsi="BRH Malayalam Extra" w:cs="BRH Malayalam Extra"/>
+                <w:color w:val="000000"/>
+                <w:sz w:val="40"/>
+                <w:szCs w:val="40"/>
+                <w:lang w:val="it-IT" w:eastAsia="en-IN" w:bidi="ml-IN"/>
+              </w:rPr>
+              <w:t>¥öMY— ||</w:t>
+            </w:r>
+          </w:p>
+        </w:tc>
+      </w:tr>
+      <w:tr>
+        <w:trPr>
+          <w:trHeight w:val="964"/>
+        </w:trPr>
+        <w:tc>
+          <w:tcPr>
+            <w:tcW w:w="3877" w:type="dxa"/>
+            <w:tcBorders>
+              <w:top w:val="single" w:sz="4" w:space="0" w:color="000000"/>
+              <w:left w:val="single" w:sz="4" w:space="0" w:color="000000"/>
+              <w:bottom w:val="single" w:sz="4" w:space="0" w:color="000000"/>
+              <w:right w:val="single" w:sz="4" w:space="0" w:color="000000"/>
+            </w:tcBorders>
+          </w:tcPr>
+          <w:p>
+            <w:pPr>
+              <w:widowControl w:val="0"/>
+              <w:tabs>
+                <w:tab w:val="left" w:pos="993"/>
+              </w:tabs>
+              <w:autoSpaceDE w:val="0"/>
+              <w:autoSpaceDN w:val="0"/>
+              <w:adjustRightInd w:val="0"/>
+              <w:spacing w:before="0" w:line="252" w:lineRule="auto"/>
+              <w:ind w:right="297"/>
+              <w:rPr>
+                <w:rFonts w:cs="Arial"/>
+                <w:b/>
+                <w:sz w:val="28"/>
+                <w:szCs w:val="32"/>
+                <w:lang w:val="it-IT"/>
+              </w:rPr>
+            </w:pPr>
+          </w:p>
+        </w:tc>
+        <w:tc>
+          <w:tcPr>
+            <w:tcW w:w="4678" w:type="dxa"/>
+            <w:tcBorders>
+              <w:top w:val="single" w:sz="4" w:space="0" w:color="000000"/>
+              <w:left w:val="single" w:sz="4" w:space="0" w:color="000000"/>
+              <w:bottom w:val="single" w:sz="4" w:space="0" w:color="000000"/>
+              <w:right w:val="single" w:sz="4" w:space="0" w:color="000000"/>
+            </w:tcBorders>
+          </w:tcPr>
+          <w:p>
+            <w:pPr>
+              <w:widowControl w:val="0"/>
+              <w:autoSpaceDE w:val="0"/>
+              <w:autoSpaceDN w:val="0"/>
+              <w:adjustRightInd w:val="0"/>
+              <w:spacing w:before="0" w:line="240" w:lineRule="auto"/>
+              <w:rPr>
+                <w:rFonts w:ascii="BRH Malayalam Extra" w:eastAsia="Times New Roman" w:hAnsi="BRH Malayalam Extra" w:cs="BRH Malayalam Extra"/>
+                <w:color w:val="000000"/>
+                <w:sz w:val="40"/>
+                <w:szCs w:val="40"/>
+                <w:highlight w:val="yellow"/>
+                <w:lang w:val="it-IT" w:eastAsia="en-IN" w:bidi="ml-IN"/>
+              </w:rPr>
+            </w:pPr>
+          </w:p>
+        </w:tc>
+        <w:tc>
+          <w:tcPr>
+            <w:tcW w:w="5280" w:type="dxa"/>
+            <w:tcBorders>
+              <w:top w:val="single" w:sz="4" w:space="0" w:color="000000"/>
+              <w:left w:val="single" w:sz="4" w:space="0" w:color="000000"/>
+              <w:bottom w:val="single" w:sz="4" w:space="0" w:color="000000"/>
+              <w:right w:val="single" w:sz="4" w:space="0" w:color="000000"/>
+            </w:tcBorders>
+          </w:tcPr>
+          <w:p>
+            <w:pPr>
+              <w:spacing w:before="0" w:line="240" w:lineRule="auto"/>
+              <w:ind w:right="-106"/>
+              <w:rPr>
+                <w:rFonts w:ascii="BRH Malayalam Extra" w:eastAsia="Times New Roman" w:hAnsi="BRH Malayalam Extra" w:cs="BRH Malayalam Extra"/>
+                <w:color w:val="000000"/>
+                <w:sz w:val="40"/>
+                <w:szCs w:val="40"/>
+                <w:highlight w:val="green"/>
+                <w:lang w:val="it-IT" w:eastAsia="en-IN" w:bidi="ml-IN"/>
+              </w:rPr>
+            </w:pPr>
           </w:p>
         </w:tc>
       </w:tr>
@@ -1811,18 +2793,7 @@
                 <w:szCs w:val="40"/>
                 <w:lang w:val="en-IN" w:eastAsia="en-IN" w:bidi="ml-IN"/>
               </w:rPr>
-              <w:t xml:space="preserve">iyZy— </w:t>
-            </w:r>
-            <w:r>
-              <w:rPr>
-                <w:rFonts w:ascii="BRH Malayalam Extra" w:eastAsia="Times New Roman" w:hAnsi="BRH Malayalam Extra" w:cs="BRH Malayalam Extra"/>
-                <w:color w:val="000000"/>
-                <w:sz w:val="40"/>
-                <w:szCs w:val="40"/>
-                <w:lang w:val="en-IN" w:eastAsia="en-IN" w:bidi="ml-IN"/>
-              </w:rPr>
-              <w:lastRenderedPageBreak/>
-              <w:t>¤¤iöZx - p</w:t>
+              <w:t>iyZy— ¤¤iöZx - p</w:t>
             </w:r>
             <w:r>
               <w:rPr>
@@ -1895,7 +2866,6 @@
                 <w:szCs w:val="40"/>
                 <w:lang w:val="en-IN" w:eastAsia="en-IN" w:bidi="ml-IN"/>
               </w:rPr>
-              <w:lastRenderedPageBreak/>
               <w:t>¤¤i</w:t>
             </w:r>
             <w:r>
@@ -2029,7 +2999,6 @@
                 <w:szCs w:val="40"/>
                 <w:lang w:val="en-IN" w:eastAsia="en-IN" w:bidi="ml-IN"/>
               </w:rPr>
-              <w:lastRenderedPageBreak/>
               <w:t>¤¤iöZx - p</w:t>
             </w:r>
             <w:r>
@@ -2114,7 +3083,6 @@
                 <w:sz w:val="28"/>
                 <w:szCs w:val="32"/>
               </w:rPr>
-              <w:lastRenderedPageBreak/>
               <w:t>T.S.5.7.</w:t>
             </w:r>
             <w:r>
@@ -2995,6 +3963,7 @@
                 <w:sz w:val="32"/>
                 <w:szCs w:val="32"/>
               </w:rPr>
+              <w:lastRenderedPageBreak/>
               <w:t>Reference</w:t>
             </w:r>
           </w:p>
@@ -3017,6 +3986,7 @@
                 <w:sz w:val="32"/>
                 <w:szCs w:val="32"/>
               </w:rPr>
+              <w:lastRenderedPageBreak/>
               <w:t>As Printed</w:t>
             </w:r>
           </w:p>
@@ -4242,7 +5212,6 @@
                 <w:sz w:val="28"/>
                 <w:szCs w:val="32"/>
               </w:rPr>
-              <w:lastRenderedPageBreak/>
               <w:t>T.S.5.7.3.1 – Kramam</w:t>
             </w:r>
           </w:p>
@@ -5249,6 +6218,7 @@
                 <w:sz w:val="28"/>
                 <w:szCs w:val="32"/>
               </w:rPr>
+              <w:lastRenderedPageBreak/>
               <w:t>T.S.5.7.4.3 – Kramam</w:t>
             </w:r>
           </w:p>
@@ -6685,7 +7655,6 @@
                 <w:sz w:val="28"/>
                 <w:szCs w:val="32"/>
               </w:rPr>
-              <w:lastRenderedPageBreak/>
               <w:t>T.S.5.7.5.7 – Kramam</w:t>
             </w:r>
           </w:p>
@@ -7729,6 +8698,7 @@
                 <w:sz w:val="28"/>
                 <w:szCs w:val="32"/>
               </w:rPr>
+              <w:lastRenderedPageBreak/>
               <w:t>T.S.5.7.6.4 – Kramam</w:t>
             </w:r>
           </w:p>
@@ -9207,7 +10177,6 @@
                 <w:sz w:val="28"/>
                 <w:szCs w:val="32"/>
               </w:rPr>
-              <w:lastRenderedPageBreak/>
               <w:t>T.S.5.7.8.2 – Kramam</w:t>
             </w:r>
           </w:p>
@@ -10019,6 +10988,7 @@
                 <w:sz w:val="28"/>
                 <w:szCs w:val="32"/>
               </w:rPr>
+              <w:lastRenderedPageBreak/>
               <w:t>T.S.5.7.9.4 – Kramam</w:t>
             </w:r>
           </w:p>
@@ -11501,7 +12471,6 @@
                 <w:sz w:val="28"/>
                 <w:szCs w:val="32"/>
               </w:rPr>
-              <w:lastRenderedPageBreak/>
               <w:t>T.S.5.7.19.1 – Kramam</w:t>
             </w:r>
           </w:p>
@@ -12609,7 +13578,6 @@
                 <w:szCs w:val="40"/>
                 <w:lang w:val="en-IN" w:eastAsia="en-IN" w:bidi="ml-IN"/>
               </w:rPr>
-              <w:lastRenderedPageBreak/>
               <w:t>b</w:t>
             </w:r>
             <w:r>
@@ -12724,7 +13692,6 @@
                 <w:szCs w:val="40"/>
                 <w:lang w:val="en-IN" w:eastAsia="en-IN" w:bidi="ml-IN"/>
               </w:rPr>
-              <w:lastRenderedPageBreak/>
               <w:t>s b—±y</w:t>
             </w:r>
             <w:r>
@@ -12771,7 +13738,6 @@
                 <w:szCs w:val="40"/>
                 <w:lang w:val="en-IN" w:eastAsia="en-IN" w:bidi="ml-IN"/>
               </w:rPr>
-              <w:lastRenderedPageBreak/>
               <w:t>b</w:t>
             </w:r>
             <w:r>
@@ -13143,6 +14109,7 @@
                 <w:sz w:val="32"/>
                 <w:szCs w:val="32"/>
               </w:rPr>
+              <w:lastRenderedPageBreak/>
               <w:t>Section, Paragraph</w:t>
             </w:r>
           </w:p>

--- a/TS-Kramam/TS-5.7/TS 5.7 Malayalam Krama Paatam Corrections.docx
+++ b/TS-Kramam/TS-5.7/TS 5.7 Malayalam Krama Paatam Corrections.docx
@@ -81,9 +81,8 @@
           <w:szCs w:val="32"/>
           <w:u w:val="single"/>
         </w:rPr>
-        <w:t xml:space="preserve">Observed </w:t>
+        <w:t xml:space="preserve">Observed till </w:t>
       </w:r>
-      <w:proofErr w:type="gramStart"/>
       <w:r>
         <w:rPr>
           <w:b/>
@@ -92,20 +91,8 @@
           <w:szCs w:val="32"/>
           <w:u w:val="single"/>
         </w:rPr>
-        <w:t xml:space="preserve">till </w:t>
+        <w:t>31st July 2026</w:t>
       </w:r>
-      <w:r>
-        <w:rPr>
-          <w:b/>
-          <w:bCs/>
-          <w:sz w:val="32"/>
-          <w:szCs w:val="32"/>
-          <w:highlight w:val="red"/>
-          <w:u w:val="single"/>
-        </w:rPr>
-        <w:t>????</w:t>
-      </w:r>
-      <w:proofErr w:type="gramEnd"/>
     </w:p>
     <w:p>
       <w:pPr>
@@ -2189,7 +2176,7 @@
       </w:tr>
       <w:tr>
         <w:trPr>
-          <w:trHeight w:val="964"/>
+          <w:trHeight w:val="1124"/>
         </w:trPr>
         <w:tc>
           <w:tcPr>
@@ -2217,9 +2204,124 @@
                 <w:b/>
                 <w:sz w:val="28"/>
                 <w:szCs w:val="32"/>
+              </w:rPr>
+            </w:pPr>
+            <w:r>
+              <w:rPr>
+                <w:rFonts w:cs="Arial"/>
+                <w:b/>
+                <w:sz w:val="28"/>
+                <w:szCs w:val="32"/>
+              </w:rPr>
+              <w:lastRenderedPageBreak/>
+              <w:t>T.S.5.7.</w:t>
+            </w:r>
+            <w:r>
+              <w:rPr>
+                <w:rFonts w:cs="Arial"/>
+                <w:b/>
+                <w:sz w:val="28"/>
+                <w:szCs w:val="32"/>
+              </w:rPr>
+              <w:t>12.1</w:t>
+            </w:r>
+            <w:r>
+              <w:rPr>
+                <w:rFonts w:cs="Arial"/>
+                <w:b/>
+                <w:sz w:val="28"/>
+                <w:szCs w:val="32"/>
+              </w:rPr>
+              <w:t xml:space="preserve"> – Kramam</w:t>
+            </w:r>
+          </w:p>
+          <w:p>
+            <w:pPr>
+              <w:widowControl w:val="0"/>
+              <w:tabs>
+                <w:tab w:val="left" w:pos="993"/>
+              </w:tabs>
+              <w:autoSpaceDE w:val="0"/>
+              <w:autoSpaceDN w:val="0"/>
+              <w:adjustRightInd w:val="0"/>
+              <w:spacing w:before="0" w:line="252" w:lineRule="auto"/>
+              <w:ind w:right="297"/>
+              <w:rPr>
+                <w:rFonts w:cs="Arial"/>
+                <w:b/>
+                <w:sz w:val="28"/>
+                <w:szCs w:val="32"/>
+                <w:lang w:val="en-IN"/>
+              </w:rPr>
+            </w:pPr>
+            <w:r>
+              <w:rPr>
+                <w:rFonts w:cs="Arial"/>
+                <w:b/>
+                <w:sz w:val="28"/>
+                <w:szCs w:val="32"/>
+                <w:lang w:val="en-IN"/>
+              </w:rPr>
+              <w:t>Krama Vaakyam No.</w:t>
+            </w:r>
+            <w:r>
+              <w:rPr>
+                <w:rFonts w:cs="Arial"/>
+                <w:b/>
+                <w:sz w:val="28"/>
+                <w:szCs w:val="32"/>
+                <w:lang w:val="en-IN"/>
+              </w:rPr>
+              <w:t>- 6</w:t>
+            </w:r>
+          </w:p>
+          <w:p>
+            <w:pPr>
+              <w:widowControl w:val="0"/>
+              <w:tabs>
+                <w:tab w:val="left" w:pos="993"/>
+              </w:tabs>
+              <w:autoSpaceDE w:val="0"/>
+              <w:autoSpaceDN w:val="0"/>
+              <w:adjustRightInd w:val="0"/>
+              <w:spacing w:before="0" w:line="252" w:lineRule="auto"/>
+              <w:ind w:right="297"/>
+              <w:rPr>
+                <w:rFonts w:cs="Arial"/>
+                <w:b/>
+                <w:sz w:val="28"/>
+                <w:szCs w:val="32"/>
+              </w:rPr>
+            </w:pPr>
+            <w:r>
+              <w:rPr>
+                <w:rFonts w:cs="Arial"/>
+                <w:b/>
+                <w:sz w:val="28"/>
+                <w:szCs w:val="32"/>
                 <w:lang w:val="it-IT"/>
               </w:rPr>
-            </w:pPr>
+              <w:t>Panchaati No</w:t>
+            </w:r>
+            <w:r>
+              <w:rPr>
+                <w:rFonts w:cs="Arial"/>
+                <w:b/>
+                <w:szCs w:val="32"/>
+                <w:lang w:val="it-IT"/>
+              </w:rPr>
+              <w:t xml:space="preserve">. - </w:t>
+            </w:r>
+            <w:r>
+              <w:rPr>
+                <w:rFonts w:cs="Arial"/>
+                <w:b/>
+                <w:sz w:val="28"/>
+                <w:szCs w:val="32"/>
+                <w:lang w:val="it-IT"/>
+              </w:rPr>
+              <w:t>44</w:t>
+            </w:r>
           </w:p>
         </w:tc>
         <w:tc>
@@ -2240,14 +2342,105 @@
               <w:adjustRightInd w:val="0"/>
               <w:spacing w:before="0" w:line="240" w:lineRule="auto"/>
               <w:rPr>
-                <w:rFonts w:ascii="BRH Malayalam Extra" w:eastAsia="Times New Roman" w:hAnsi="BRH Malayalam Extra" w:cs="BRH Malayalam Extra"/>
+                <w:rFonts w:ascii="BRH Devanagari Extra" w:hAnsi="BRH Devanagari Extra" w:cs="BRH Devanagari Extra"/>
                 <w:color w:val="000000"/>
                 <w:sz w:val="40"/>
                 <w:szCs w:val="40"/>
                 <w:highlight w:val="yellow"/>
-                <w:lang w:val="it-IT" w:eastAsia="en-IN" w:bidi="ml-IN"/>
-              </w:rPr>
-            </w:pPr>
+                <w:lang w:bidi="ml-IN"/>
+              </w:rPr>
+            </w:pPr>
+            <w:r>
+              <w:rPr>
+                <w:rFonts w:ascii="BRH Malayalam Extra" w:eastAsia="Times New Roman" w:hAnsi="BRH Malayalam Extra" w:cs="BRH Malayalam Extra"/>
+                <w:color w:val="000000"/>
+                <w:sz w:val="40"/>
+                <w:szCs w:val="40"/>
+                <w:lang w:val="en-IN" w:eastAsia="en-IN" w:bidi="ml-IN"/>
+              </w:rPr>
+              <w:t>B</w:t>
+            </w:r>
+            <w:r>
+              <w:rPr>
+                <w:rFonts w:ascii="BRH Malayalam Extra" w:eastAsia="Times New Roman" w:hAnsi="BRH Malayalam Extra" w:cs="BRH Malayalam Extra"/>
+                <w:color w:val="000000"/>
+                <w:sz w:val="32"/>
+                <w:szCs w:val="40"/>
+                <w:lang w:val="en-IN" w:eastAsia="en-IN" w:bidi="ml-IN"/>
+              </w:rPr>
+              <w:t>–</w:t>
+            </w:r>
+            <w:r>
+              <w:rPr>
+                <w:rFonts w:ascii="BRH Malayalam Extra" w:eastAsia="Times New Roman" w:hAnsi="BRH Malayalam Extra" w:cs="BRH Malayalam Extra"/>
+                <w:color w:val="000000"/>
+                <w:sz w:val="40"/>
+                <w:szCs w:val="40"/>
+                <w:lang w:val="en-IN" w:eastAsia="en-IN" w:bidi="ml-IN"/>
+              </w:rPr>
+              <w:t>by</w:t>
+            </w:r>
+            <w:r>
+              <w:rPr>
+                <w:rFonts w:ascii="BRH Malayalam Extra" w:eastAsia="Times New Roman" w:hAnsi="BRH Malayalam Extra" w:cs="BRH Malayalam Extra"/>
+                <w:color w:val="000000"/>
+                <w:sz w:val="32"/>
+                <w:szCs w:val="40"/>
+                <w:lang w:val="en-IN" w:eastAsia="en-IN" w:bidi="ml-IN"/>
+              </w:rPr>
+              <w:t>–</w:t>
+            </w:r>
+            <w:r>
+              <w:rPr>
+                <w:rFonts w:ascii="BRH Malayalam Extra" w:eastAsia="Times New Roman" w:hAnsi="BRH Malayalam Extra" w:cs="BRH Malayalam Extra"/>
+                <w:color w:val="000000"/>
+                <w:sz w:val="40"/>
+                <w:szCs w:val="40"/>
+                <w:lang w:val="en-IN" w:eastAsia="en-IN" w:bidi="ml-IN"/>
+              </w:rPr>
+              <w:t>Zõx</w:t>
+            </w:r>
+            <w:r>
+              <w:rPr>
+                <w:rFonts w:ascii="BRH Malayalam RN" w:hAnsi="BRH Malayalam RN" w:cs="BRH Malayalam RN"/>
+                <w:color w:val="000000"/>
+                <w:sz w:val="40"/>
+                <w:szCs w:val="40"/>
+                <w:lang w:val="en-IN" w:bidi="ta-IN"/>
+              </w:rPr>
+              <w:t>T§</w:t>
+            </w:r>
+            <w:r>
+              <w:rPr>
+                <w:rFonts w:ascii="BRH Malayalam Extra" w:eastAsia="Times New Roman" w:hAnsi="BRH Malayalam Extra" w:cs="BRH Malayalam Extra"/>
+                <w:color w:val="000000"/>
+                <w:sz w:val="40"/>
+                <w:szCs w:val="40"/>
+                <w:lang w:val="en-IN" w:eastAsia="en-IN" w:bidi="ml-IN"/>
+              </w:rPr>
+              <w:t xml:space="preserve"> </w:t>
+            </w:r>
+            <w:r>
+              <w:rPr>
+                <w:rFonts w:ascii="BRH Malayalam Extra" w:eastAsia="Times New Roman" w:hAnsi="BRH Malayalam Extra" w:cs="BRH Malayalam Extra"/>
+                <w:color w:val="000000"/>
+                <w:sz w:val="40"/>
+                <w:szCs w:val="40"/>
+                <w:highlight w:val="yellow"/>
+                <w:lang w:val="en-IN" w:eastAsia="en-IN" w:bidi="ml-IN"/>
+              </w:rPr>
+              <w:t>q</w:t>
+            </w:r>
+            <w:r>
+              <w:rPr>
+                <w:rFonts w:ascii="BRH Malayalam Extra" w:eastAsia="Times New Roman" w:hAnsi="BRH Malayalam Extra" w:cs="BRH Malayalam Extra"/>
+                <w:color w:val="000000"/>
+                <w:sz w:val="40"/>
+                <w:szCs w:val="40"/>
+                <w:lang w:val="en-IN" w:eastAsia="en-IN" w:bidi="ml-IN"/>
+              </w:rPr>
+              <w:t>ôöq¡—hyJ |</w:t>
+            </w:r>
           </w:p>
         </w:tc>
         <w:tc>
@@ -2262,17 +2455,110 @@
           </w:tcPr>
           <w:p>
             <w:pPr>
-              <w:spacing w:before="0" w:line="240" w:lineRule="auto"/>
-              <w:ind w:right="-106"/>
-              <w:rPr>
-                <w:rFonts w:ascii="BRH Malayalam Extra" w:eastAsia="Times New Roman" w:hAnsi="BRH Malayalam Extra" w:cs="BRH Malayalam Extra"/>
+              <w:widowControl w:val="0"/>
+              <w:autoSpaceDE w:val="0"/>
+              <w:autoSpaceDN w:val="0"/>
+              <w:adjustRightInd w:val="0"/>
+              <w:spacing w:line="252" w:lineRule="auto"/>
+              <w:rPr>
+                <w:rFonts w:ascii="BRH Devanagari Extra" w:hAnsi="BRH Devanagari Extra" w:cs="BRH Devanagari Extra"/>
                 <w:color w:val="000000"/>
                 <w:sz w:val="40"/>
                 <w:szCs w:val="40"/>
                 <w:highlight w:val="green"/>
-                <w:lang w:val="it-IT" w:eastAsia="en-IN" w:bidi="ml-IN"/>
-              </w:rPr>
-            </w:pPr>
+                <w:lang w:bidi="ml-IN"/>
+              </w:rPr>
+            </w:pPr>
+            <w:r>
+              <w:rPr>
+                <w:rFonts w:ascii="BRH Malayalam Extra" w:eastAsia="Times New Roman" w:hAnsi="BRH Malayalam Extra" w:cs="BRH Malayalam Extra"/>
+                <w:color w:val="000000"/>
+                <w:sz w:val="40"/>
+                <w:szCs w:val="40"/>
+                <w:lang w:val="en-IN" w:eastAsia="en-IN" w:bidi="ml-IN"/>
+              </w:rPr>
+              <w:t>B</w:t>
+            </w:r>
+            <w:r>
+              <w:rPr>
+                <w:rFonts w:ascii="BRH Malayalam Extra" w:eastAsia="Times New Roman" w:hAnsi="BRH Malayalam Extra" w:cs="BRH Malayalam Extra"/>
+                <w:color w:val="000000"/>
+                <w:sz w:val="32"/>
+                <w:szCs w:val="40"/>
+                <w:lang w:val="en-IN" w:eastAsia="en-IN" w:bidi="ml-IN"/>
+              </w:rPr>
+              <w:t>–</w:t>
+            </w:r>
+            <w:r>
+              <w:rPr>
+                <w:rFonts w:ascii="BRH Malayalam Extra" w:eastAsia="Times New Roman" w:hAnsi="BRH Malayalam Extra" w:cs="BRH Malayalam Extra"/>
+                <w:color w:val="000000"/>
+                <w:sz w:val="40"/>
+                <w:szCs w:val="40"/>
+                <w:lang w:val="en-IN" w:eastAsia="en-IN" w:bidi="ml-IN"/>
+              </w:rPr>
+              <w:t>by</w:t>
+            </w:r>
+            <w:r>
+              <w:rPr>
+                <w:rFonts w:ascii="BRH Malayalam Extra" w:eastAsia="Times New Roman" w:hAnsi="BRH Malayalam Extra" w:cs="BRH Malayalam Extra"/>
+                <w:color w:val="000000"/>
+                <w:sz w:val="32"/>
+                <w:szCs w:val="40"/>
+                <w:lang w:val="en-IN" w:eastAsia="en-IN" w:bidi="ml-IN"/>
+              </w:rPr>
+              <w:t>–</w:t>
+            </w:r>
+            <w:r>
+              <w:rPr>
+                <w:rFonts w:ascii="BRH Malayalam Extra" w:eastAsia="Times New Roman" w:hAnsi="BRH Malayalam Extra" w:cs="BRH Malayalam Extra"/>
+                <w:color w:val="000000"/>
+                <w:sz w:val="40"/>
+                <w:szCs w:val="40"/>
+                <w:lang w:val="en-IN" w:eastAsia="en-IN" w:bidi="ml-IN"/>
+              </w:rPr>
+              <w:t>Zõx</w:t>
+            </w:r>
+            <w:r>
+              <w:rPr>
+                <w:rFonts w:ascii="BRH Malayalam RN" w:hAnsi="BRH Malayalam RN" w:cs="BRH Malayalam RN"/>
+                <w:color w:val="000000"/>
+                <w:sz w:val="40"/>
+                <w:szCs w:val="40"/>
+                <w:lang w:val="en-IN" w:bidi="ta-IN"/>
+              </w:rPr>
+              <w:t>T§</w:t>
+            </w:r>
+            <w:r>
+              <w:rPr>
+                <w:rFonts w:ascii="BRH Malayalam Extra" w:eastAsia="Times New Roman" w:hAnsi="BRH Malayalam Extra" w:cs="BRH Malayalam Extra"/>
+                <w:color w:val="000000"/>
+                <w:sz w:val="40"/>
+                <w:szCs w:val="40"/>
+                <w:lang w:val="en-IN" w:eastAsia="en-IN" w:bidi="ml-IN"/>
+              </w:rPr>
+              <w:t xml:space="preserve"> </w:t>
+            </w:r>
+            <w:r>
+              <w:rPr>
+                <w:rFonts w:ascii="BRH Malayalam" w:hAnsi="BRH Malayalam" w:cs="BRH Malayalam"/>
+                <w:color w:val="000000"/>
+                <w:sz w:val="40"/>
+                <w:szCs w:val="40"/>
+                <w:highlight w:val="green"/>
+              </w:rPr>
+              <w:t>Q§i</w:t>
+            </w:r>
+            <w:r>
+              <w:rPr>
+                <w:rFonts w:ascii="BRH Malayalam Extra" w:eastAsia="Times New Roman" w:hAnsi="BRH Malayalam Extra" w:cs="BRH Malayalam Extra"/>
+                <w:color w:val="000000"/>
+                <w:sz w:val="40"/>
+                <w:szCs w:val="40"/>
+                <w:lang w:val="en-IN" w:eastAsia="en-IN" w:bidi="ml-IN"/>
+              </w:rPr>
+              <w:t>öq¡—hyJ |</w:t>
+            </w:r>
           </w:p>
         </w:tc>
       </w:tr>
@@ -2286,22 +2572,18 @@
           <w:sz w:val="32"/>
           <w:szCs w:val="32"/>
           <w:u w:val="single"/>
-          <w:lang w:val="it-IT"/>
         </w:rPr>
       </w:pPr>
-    </w:p>
-    <w:p>
-      <w:pPr>
-        <w:jc w:val="center"/>
+      <w:r>
         <w:rPr>
           <w:b/>
           <w:bCs/>
           <w:sz w:val="32"/>
           <w:szCs w:val="32"/>
           <w:u w:val="single"/>
-          <w:lang w:val="it-IT"/>
         </w:rPr>
-      </w:pPr>
+        <w:t>============</w:t>
+      </w:r>
     </w:p>
     <w:p>
       <w:pPr>
@@ -3811,6 +4093,42 @@
           <w:u w:val="single"/>
         </w:rPr>
       </w:pPr>
+    </w:p>
+    <w:p>
+      <w:pPr>
+        <w:jc w:val="center"/>
+        <w:rPr>
+          <w:b/>
+          <w:bCs/>
+          <w:sz w:val="32"/>
+          <w:szCs w:val="32"/>
+          <w:u w:val="single"/>
+        </w:rPr>
+      </w:pPr>
+    </w:p>
+    <w:p>
+      <w:pPr>
+        <w:jc w:val="center"/>
+        <w:rPr>
+          <w:b/>
+          <w:bCs/>
+          <w:sz w:val="32"/>
+          <w:szCs w:val="32"/>
+          <w:u w:val="single"/>
+        </w:rPr>
+      </w:pPr>
+    </w:p>
+    <w:p>
+      <w:pPr>
+        <w:jc w:val="center"/>
+        <w:rPr>
+          <w:b/>
+          <w:bCs/>
+          <w:sz w:val="32"/>
+          <w:szCs w:val="32"/>
+          <w:u w:val="single"/>
+        </w:rPr>
+      </w:pPr>
       <w:r>
         <w:rPr>
           <w:b/>
@@ -3819,6 +4137,7 @@
           <w:szCs w:val="32"/>
           <w:u w:val="single"/>
         </w:rPr>
+        <w:lastRenderedPageBreak/>
         <w:t xml:space="preserve">TS </w:t>
       </w:r>
       <w:r>
@@ -3963,7 +4282,6 @@
                 <w:sz w:val="32"/>
                 <w:szCs w:val="32"/>
               </w:rPr>
-              <w:lastRenderedPageBreak/>
               <w:t>Reference</w:t>
             </w:r>
           </w:p>
@@ -3986,7 +4304,6 @@
                 <w:sz w:val="32"/>
                 <w:szCs w:val="32"/>
               </w:rPr>
-              <w:lastRenderedPageBreak/>
               <w:t>As Printed</w:t>
             </w:r>
           </w:p>
@@ -13001,16 +13318,7 @@
           <w:bCs/>
           <w:sz w:val="32"/>
         </w:rPr>
-        <w:t xml:space="preserve">replaced </w:t>
-      </w:r>
-      <w:proofErr w:type="gramStart"/>
-      <w:r>
-        <w:rPr>
-          <w:b/>
-          <w:bCs/>
-          <w:sz w:val="32"/>
-        </w:rPr>
-        <w:t>with</w:t>
+        <w:t>replaced with</w:t>
       </w:r>
       <w:r>
         <w:rPr>
@@ -13032,7 +13340,6 @@
         </w:rPr>
         <w:t>"</w:t>
       </w:r>
-      <w:proofErr w:type="gramEnd"/>
       <w:r>
         <w:rPr>
           <w:rFonts w:ascii="BRH Malayalam" w:hAnsi="BRH Malayalam" w:cs="BRH Malayalam"/>
@@ -13044,7 +13351,6 @@
         </w:rPr>
         <w:t>q§T</w:t>
       </w:r>
-      <w:proofErr w:type="gramStart"/>
       <w:r>
         <w:rPr>
           <w:rFonts w:ascii="BRH Malayalam" w:hAnsi="BRH Malayalam" w:cs="BRH Malayalam"/>
@@ -13061,16 +13367,7 @@
           <w:bCs/>
           <w:sz w:val="32"/>
         </w:rPr>
-        <w:t>wherever</w:t>
-      </w:r>
-      <w:proofErr w:type="gramEnd"/>
-      <w:r>
-        <w:rPr>
-          <w:b/>
-          <w:bCs/>
-          <w:sz w:val="32"/>
-        </w:rPr>
-        <w:t xml:space="preserve"> applicable</w:t>
+        <w:t>wherever applicable</w:t>
       </w:r>
     </w:p>
     <w:p>
@@ -13130,54 +13427,6 @@
           <w:u w:val="single"/>
         </w:rPr>
       </w:pPr>
-    </w:p>
-    <w:p>
-      <w:pPr>
-        <w:jc w:val="center"/>
-        <w:rPr>
-          <w:b/>
-          <w:bCs/>
-          <w:sz w:val="32"/>
-          <w:szCs w:val="32"/>
-          <w:u w:val="single"/>
-        </w:rPr>
-      </w:pPr>
-    </w:p>
-    <w:p>
-      <w:pPr>
-        <w:jc w:val="center"/>
-        <w:rPr>
-          <w:b/>
-          <w:bCs/>
-          <w:sz w:val="32"/>
-          <w:szCs w:val="32"/>
-          <w:u w:val="single"/>
-        </w:rPr>
-      </w:pPr>
-    </w:p>
-    <w:p>
-      <w:pPr>
-        <w:jc w:val="center"/>
-        <w:rPr>
-          <w:b/>
-          <w:bCs/>
-          <w:sz w:val="32"/>
-          <w:szCs w:val="32"/>
-          <w:u w:val="single"/>
-        </w:rPr>
-      </w:pPr>
-    </w:p>
-    <w:p>
-      <w:pPr>
-        <w:jc w:val="center"/>
-        <w:rPr>
-          <w:b/>
-          <w:bCs/>
-          <w:sz w:val="32"/>
-          <w:szCs w:val="32"/>
-          <w:u w:val="single"/>
-        </w:rPr>
-      </w:pPr>
       <w:r>
         <w:rPr>
           <w:b/>
@@ -13186,6 +13435,7 @@
           <w:szCs w:val="32"/>
           <w:u w:val="single"/>
         </w:rPr>
+        <w:lastRenderedPageBreak/>
         <w:t xml:space="preserve">TS </w:t>
       </w:r>
       <w:r>
@@ -13911,7 +14161,27 @@
         </w:tc>
       </w:tr>
     </w:tbl>
-    <w:p/>
+    <w:p>
+      <w:pPr>
+        <w:spacing w:before="0" w:line="240" w:lineRule="auto"/>
+        <w:jc w:val="center"/>
+        <w:rPr>
+          <w:b/>
+          <w:bCs/>
+          <w:sz w:val="44"/>
+          <w:szCs w:val="40"/>
+        </w:rPr>
+      </w:pPr>
+      <w:r>
+        <w:rPr>
+          <w:b/>
+          <w:bCs/>
+          <w:sz w:val="44"/>
+          <w:szCs w:val="40"/>
+        </w:rPr>
+        <w:t>===========</w:t>
+      </w:r>
+    </w:p>
     <w:p>
       <w:pPr>
         <w:jc w:val="center"/>
@@ -14109,7 +14379,6 @@
                 <w:sz w:val="32"/>
                 <w:szCs w:val="32"/>
               </w:rPr>
-              <w:lastRenderedPageBreak/>
               <w:t>Section, Paragraph</w:t>
             </w:r>
           </w:p>
